--- a/backend/app/personnel/templates/akt_priema_peredachi.docx
+++ b/backend/app/personnel/templates/akt_priema_peredachi.docx
@@ -280,6 +280,30 @@
       <w:tr>
         <w:tc>
           <w:tcPr>
+            <w:tcW w:type="dxa" w:w="9355"/>
+            <w:vAlign w:val="center"/>
+          </w:tcPr>
+          <w:p>
+            <w:pPr>
+              <w:spacing w:after="40" w:before="40"/>
+              <w:jc w:val="left"/>
+            </w:pPr>
+            <w:r>
+              <w:rPr>
+                <w:rFonts w:ascii="Times New Roman" w:cs="Times New Roman" w:eastAsia="Times New Roman" w:hAnsi="Times New Roman"/>
+                <w:b w:val="false"/>
+                <w:bCs w:val="false"/>
+                <w:sz w:val="19"/>
+                <w:szCs w:val="19"/>
+              </w:rPr>
+              <w:t xml:space="preserve">{%tr for it in items %}</w:t>
+            </w:r>
+          </w:p>
+        </w:tc>
+      </w:tr>
+      <w:tr>
+        <w:tc>
+          <w:tcPr>
             <w:tcW w:type="dxa" w:w="500"/>
             <w:vAlign w:val="center"/>
           </w:tcPr>
@@ -296,7 +320,7 @@
                 <w:sz w:val="19"/>
                 <w:szCs w:val="19"/>
               </w:rPr>
-              <w:t xml:space="preserve">{%tr for it in items %}{{ loop.index }}</w:t>
+              <w:t xml:space="preserve">{{ loop.index }}</w:t>
             </w:r>
           </w:p>
         </w:tc>
@@ -428,7 +452,31 @@
                 <w:sz w:val="19"/>
                 <w:szCs w:val="19"/>
               </w:rPr>
-              <w:t xml:space="preserve">{{ it.sum }}{%tr endfor %}</w:t>
+              <w:t xml:space="preserve">{{ it.sum }}</w:t>
+            </w:r>
+          </w:p>
+        </w:tc>
+      </w:tr>
+      <w:tr>
+        <w:tc>
+          <w:tcPr>
+            <w:tcW w:type="dxa" w:w="9355"/>
+            <w:vAlign w:val="center"/>
+          </w:tcPr>
+          <w:p>
+            <w:pPr>
+              <w:spacing w:after="40" w:before="40"/>
+              <w:jc w:val="left"/>
+            </w:pPr>
+            <w:r>
+              <w:rPr>
+                <w:rFonts w:ascii="Times New Roman" w:cs="Times New Roman" w:eastAsia="Times New Roman" w:hAnsi="Times New Roman"/>
+                <w:b w:val="false"/>
+                <w:bCs w:val="false"/>
+                <w:sz w:val="19"/>
+                <w:szCs w:val="19"/>
+              </w:rPr>
+              <w:t xml:space="preserve">{%tr endfor %}</w:t>
             </w:r>
           </w:p>
         </w:tc>
@@ -831,7 +879,7 @@
     </w:p>
     <w:p>
       <w:pPr>
-        <w:spacing w:after="120" w:before="0" w:line="276"/>
+        <w:spacing w:after="0" w:before="0" w:line="276"/>
         <w:jc w:val="both"/>
       </w:pPr>
       <w:r>
@@ -844,7 +892,43 @@
           <w:sz w:val="24"/>
           <w:szCs w:val="24"/>
         </w:rPr>
-        <w:t xml:space="preserve">{%p for m in act.commission %}{{ m.position }}  __________________ / {{ m.fio_short }}{%p endfor %}</w:t>
+        <w:t xml:space="preserve">{%p for m in act.commission %}</w:t>
+      </w:r>
+    </w:p>
+    <w:p>
+      <w:pPr>
+        <w:spacing w:after="100" w:before="0" w:line="276"/>
+        <w:jc w:val="both"/>
+      </w:pPr>
+      <w:r>
+        <w:rPr>
+          <w:rFonts w:ascii="Times New Roman" w:cs="Times New Roman" w:eastAsia="Times New Roman" w:hAnsi="Times New Roman"/>
+          <w:b w:val="false"/>
+          <w:bCs w:val="false"/>
+          <w:i w:val="false"/>
+          <w:iCs w:val="false"/>
+          <w:sz w:val="24"/>
+          <w:szCs w:val="24"/>
+        </w:rPr>
+        <w:t xml:space="preserve">{{ m.position }}  __________________ / {{ m.fio_short }}</w:t>
+      </w:r>
+    </w:p>
+    <w:p>
+      <w:pPr>
+        <w:spacing w:after="120" w:before="0" w:line="276"/>
+        <w:jc w:val="both"/>
+      </w:pPr>
+      <w:r>
+        <w:rPr>
+          <w:rFonts w:ascii="Times New Roman" w:cs="Times New Roman" w:eastAsia="Times New Roman" w:hAnsi="Times New Roman"/>
+          <w:b w:val="false"/>
+          <w:bCs w:val="false"/>
+          <w:i w:val="false"/>
+          <w:iCs w:val="false"/>
+          <w:sz w:val="24"/>
+          <w:szCs w:val="24"/>
+        </w:rPr>
+        <w:t xml:space="preserve">{%p endfor %}</w:t>
       </w:r>
     </w:p>
     <w:sectPr>

--- a/backend/app/personnel/templates/akt_priema_peredachi.docx
+++ b/backend/app/personnel/templates/akt_priema_peredachi.docx
@@ -35,7 +35,7 @@
           <w:sz w:val="24"/>
           <w:szCs w:val="24"/>
         </w:rPr>
-        <w:t xml:space="preserve">приёма-передачи вверенных материальных ценностей</w:t>
+        <w:t xml:space="preserve">приёма-передачи материальных ценностей (имущества)</w:t>
       </w:r>
     </w:p>
     <w:p>
@@ -56,7 +56,7 @@
     </w:p>
     <w:p>
       <w:pPr>
-        <w:spacing w:after="200" w:before="0" w:line="276"/>
+        <w:spacing w:after="120" w:before="0" w:line="276"/>
         <w:jc w:val="both"/>
       </w:pPr>
       <w:r>
@@ -69,7 +69,7 @@
           <w:sz w:val="24"/>
           <w:szCs w:val="24"/>
         </w:rPr>
-        <w:t xml:space="preserve">{{ company.name_full }}, БИН {{ company.bin }} (далее — Работодатель), в лице {{ act.transferor_position_genitive }} {{ act.transferor_fio_genitive }}, передаёт, а {{ act.receiver_position }} {{ act.receiver_fio_full }}, ИИН {{ act.receiver_iin }}, принимает под полную индивидуальную материальную ответственность материальные ценности, перечисленные в настоящем Акте.</w:t>
+        <w:t xml:space="preserve">{{ company.name_full }}, БИН {{ company.bin }} (далее — Работодатель), в лице {{ act.transferor_position_genitive }} {{ act.transferor_fio_genitive }}, передаёт, а {{ act.receiver_position }} {{ act.receiver_fio_full }}, ИИН {{ act.receiver_iin }}, принимает материальные ценности (имущество), перечисленные в настоящем Акте.</w:t>
       </w:r>
     </w:p>
     <w:p>
@@ -87,7 +87,25 @@
           <w:sz w:val="24"/>
           <w:szCs w:val="24"/>
         </w:rPr>
-        <w:t xml:space="preserve">Основание: договор о полной индивидуальной материальной ответственности № {{ liability.number }} от {{ liability.date_short }}{% if act.inventory_date %}; инвентаризация, проведённая {{ act.inventory_date }}{% endif %}{% if act.order_number %}; приказ № {{ act.order_number }} от {{ act.order_date }}{% endif %}.</w:t>
+        <w:t xml:space="preserve">Принимающая Сторона обязуется обеспечить сохранность принятого имущества, использовать его по назначению и вернуть Работодателю по требованию либо при прекращении трудовых отношений. Ответственность за сохранность имущества определяется законодательством Республики Казахстан{% if liability.number %}, а также договором о полной индивидуальной материальной ответственности № {{ liability.number }} от {{ liability.date_short }}{% endif %}.</w:t>
+      </w:r>
+    </w:p>
+    <w:p>
+      <w:pPr>
+        <w:spacing w:after="200" w:before="0" w:line="276"/>
+        <w:jc w:val="both"/>
+      </w:pPr>
+      <w:r>
+        <w:rPr>
+          <w:rFonts w:ascii="Times New Roman" w:cs="Times New Roman" w:eastAsia="Times New Roman" w:hAnsi="Times New Roman"/>
+          <w:b w:val="false"/>
+          <w:bCs w:val="false"/>
+          <w:i w:val="false"/>
+          <w:iCs w:val="false"/>
+          <w:sz w:val="24"/>
+          <w:szCs w:val="24"/>
+        </w:rPr>
+        <w:t xml:space="preserve">{% if act.basis %}Основание: {{ act.basis }}.{% endif %}</w:t>
       </w:r>
     </w:p>
     <w:tbl>
@@ -180,7 +198,7 @@
                 <w:sz w:val="19"/>
                 <w:szCs w:val="19"/>
               </w:rPr>
-              <w:t xml:space="preserve">Инв. / номенкл. номер</w:t>
+              <w:t xml:space="preserve">Инв. / учётный номер</w:t>
             </w:r>
           </w:p>
         </w:tc>
@@ -565,7 +583,7 @@
           <w:sz w:val="24"/>
           <w:szCs w:val="24"/>
         </w:rPr>
-        <w:t xml:space="preserve">Всего принято {{ act.items_count }} ({{ act.items_count_words }}) наименований на общую сумму {{ act.total_figures }} ({{ act.total_words }}) тенге.</w:t>
+        <w:t xml:space="preserve">Всего передано {{ act.items_count }} ({{ act.items_count_words }}) наименований на общую сумму {{ act.total_figures }} ({{ act.total_words }}) тенге.</w:t>
       </w:r>
     </w:p>
     <w:p>
@@ -583,7 +601,7 @@
           <w:sz w:val="24"/>
           <w:szCs w:val="24"/>
         </w:rPr>
-        <w:t xml:space="preserve">Ценности переданы в присутствии обеих Сторон, осмотрены принимающей Стороной. Претензий по количеству, комплектности, качеству и состоянию не имеется. Условия хранения проверены и признаны достаточными для обеспечения сохранности принятых ценностей.</w:t>
+        <w:t xml:space="preserve">Имущество передано в присутствии обеих Сторон и осмотрено принимающей Стороной. Претензий по количеству, комплектности, качеству и состоянию не имеется.</w:t>
       </w:r>
     </w:p>
     <w:p>
@@ -619,7 +637,7 @@
           <w:sz w:val="24"/>
           <w:szCs w:val="24"/>
         </w:rPr>
-        <w:t xml:space="preserve">С момента подписания настоящего Акта ответственность за сохранность перечисленных ценностей несёт принимающая Сторона. Настоящий Акт является неотъемлемой частью договора о полной индивидуальной материальной ответственности № {{ liability.number }} от {{ liability.date_short }} и составлен в двух экземплярах, по одному для каждой из Сторон.</w:t>
+        <w:t xml:space="preserve">С момента подписания настоящего Акта ответственность за сохранность перечисленного имущества несёт принимающая Сторона.{% if liability.number %} Настоящий Акт является неотъемлемой частью договора о полной индивидуальной материальной ответственности № {{ liability.number }} от {{ liability.date_short }}.{% endif %} Акт составлен в двух экземплярах, имеющих одинаковую юридическую силу, по одному для каждой из Сторон.</w:t>
       </w:r>
     </w:p>
     <w:tbl>
@@ -874,7 +892,7 @@
           <w:sz w:val="24"/>
           <w:szCs w:val="24"/>
         </w:rPr>
-        <w:t xml:space="preserve">{% if act.commission %}Инвентаризация проведена в присутствии комиссии:{% endif %}</w:t>
+        <w:t xml:space="preserve">{% if act.commission %}Акт составлен в присутствии:{% endif %}</w:t>
       </w:r>
     </w:p>
     <w:p>
